--- a/Seminario de Sistemas/Parciales/Parcial 1 - Ciclos de vida y metodologias.docx
+++ b/Seminario de Sistemas/Parciales/Parcial 1 - Ciclos de vida y metodologias.docx
@@ -105,7 +105,7 @@
           <w:color w:val="2B2B2B"/>
           <w:sz w:val="22"/>
         </w:rPr>
-        <w:t>Fecha: 10/09/2026  ·  Clase 5  ·  Modalidad: Presencial (síncrono)</w:t>
+        <w:t>Fecha: 24/09/2026  ·  Sesión 5 de 13  ·  Modalidad: Presencial (síncrono)</w:t>
       </w:r>
     </w:p>
     <w:p>
@@ -226,7 +226,7 @@
           <w:color w:val="2B2B2B"/>
           <w:sz w:val="22"/>
         </w:rPr>
-        <w:t>Corte 1 · Únicamente clases con fecha &lt;= 10/09/2026 (Clases 1-5):</w:t>
+        <w:t>Corte 1 (Sesiones 1-5) · Únicamente clases dictadas antes del 24/09/2026 (Clases 1, 2, 3 y 4 del material). La Clase 5 es la sesión del parcial:</w:t>
       </w:r>
     </w:p>
     <w:p>
@@ -256,7 +256,7 @@
           <w:color w:val="2B2B2B"/>
           <w:sz w:val="22"/>
         </w:rPr>
-        <w:t>Clase 1 · 13/08 · Conceptos iniciales</w:t>
+        <w:t>Clase 1 · 27/08 · Conceptos iniciales</w:t>
       </w:r>
     </w:p>
     <w:p>
@@ -271,7 +271,7 @@
           <w:color w:val="2B2B2B"/>
           <w:sz w:val="22"/>
         </w:rPr>
-        <w:t>Clase 2 · 20/08 · Ciclos de vida</w:t>
+        <w:t>Clase 2 · 03/09 · Ciclos de vida</w:t>
       </w:r>
     </w:p>
     <w:p>
@@ -286,7 +286,7 @@
           <w:color w:val="2B2B2B"/>
           <w:sz w:val="22"/>
         </w:rPr>
-        <w:t>Clase 3 · 27/08 · Metodologías tradicionales</w:t>
+        <w:t>Clase 3 · 10/09 · Metodologías tradicionales</w:t>
       </w:r>
     </w:p>
     <w:p>
@@ -301,7 +301,7 @@
           <w:color w:val="2B2B2B"/>
           <w:sz w:val="22"/>
         </w:rPr>
-        <w:t>Clase 4 · 03/09 · Metodologías ágiles</w:t>
+        <w:t>Clase 4 · 17/09 · Metodologías ágiles</w:t>
       </w:r>
     </w:p>
     <w:p>

--- a/Seminario de Sistemas/Parciales/Parcial 1 - Ciclos de vida y metodologias.docx
+++ b/Seminario de Sistemas/Parciales/Parcial 1 - Ciclos de vida y metodologias.docx
@@ -105,7 +105,7 @@
           <w:color w:val="2B2B2B"/>
           <w:sz w:val="22"/>
         </w:rPr>
-        <w:t>Fecha: 24/09/2026  ·  Sesión 5 de 13  ·  Modalidad: Presencial (síncrono)</w:t>
+        <w:t>Fecha: 24/09/2026  ·  Sesión 5 de 13  ·  Modalidad: virtual síncrona por Google Meet</w:t>
       </w:r>
     </w:p>
     <w:p>
@@ -331,7 +331,7 @@
           <w:color w:val="2B2B2B"/>
           <w:sz w:val="22"/>
         </w:rPr>
-        <w:t>Lea con atención cada sección antes de responder. Escriba con letra clara.</w:t>
+        <w:t>Lea con atención cada sección antes de responder. Responda en este mismo documento, sobre las líneas marcadas, y entréguelo por el medio que el docente indique al abrir la sesión.</w:t>
       </w:r>
     </w:p>
     <w:p>
@@ -361,7 +361,7 @@
           <w:color w:val="2B2B2B"/>
           <w:sz w:val="22"/>
         </w:rPr>
-        <w:t>No se permite el uso de dispositivos electrónicos salvo indicación explícita del docente.</w:t>
+        <w:t>Es individual: no se permite consultar con otras personas ni compartir respuestas. El material de apoyo autorizado es el que el docente indique al abrir la sesión.</w:t>
       </w:r>
     </w:p>
     <w:p>
@@ -1064,7 +1064,7 @@
           <w:color w:val="2B2B2B"/>
           <w:sz w:val="22"/>
         </w:rPr>
-        <w:t xml:space="preserve">    Respuestas (ej. 1-c, 2-a…): _______________________________________________</w:t>
+        <w:t xml:space="preserve">    Respuestas (formato 1-x, 2-x, 3-x, 4-x): _____________________________________</w:t>
       </w:r>
     </w:p>
     <w:p>
